--- a/droit social dcg/17- d part la retraite et mise la retraite.docx
+++ b/droit social dcg/17- d part la retraite et mise la retraite.docx
@@ -8,7 +8,12 @@
         <w:jc w:val="center"/>
       </w:pPr>
       <w:r>
-        <w:t>FICHE 17 : LE D�PART � LA RETRAITE ET LA MISE � LA RETRAITE</w:t>
+        <w:rPr>
+          <w:b/>
+          <w:color w:val="1F4E79"/>
+          <w:sz w:val="34"/>
+        </w:rPr>
+        <w:t>FICHE 17 : LE D'PART e LA RETRAITE ET LA MISE e LA RETRAITE</w:t>
       </w:r>
     </w:p>
     <w:p/>
@@ -17,7 +22,12 @@
         <w:pStyle w:val="Heading2"/>
       </w:pPr>
       <w:r>
-        <w:t>LE D�PART � LA RETRAITE I �</w:t>
+        <w:rPr>
+          <w:b/>
+          <w:color w:val="2F5496"/>
+          <w:sz w:val="24"/>
+        </w:rPr>
+        <w:t>LE D'PART e LA RETRAITE I e</w:t>
       </w:r>
     </w:p>
     <w:p>
@@ -25,75 +35,136 @@
         <w:pStyle w:val="Heading2"/>
       </w:pPr>
       <w:r>
-        <w:t>CONDITIONS A �</w:t>
+        <w:rPr>
+          <w:b/>
+          <w:color w:val="7030A0"/>
+          <w:sz w:val="24"/>
+        </w:rPr>
+        <w:t>CONDITIONS A e</w:t>
       </w:r>
     </w:p>
     <w:p>
       <w:r>
-        <w:t>Le d�part � la retraite intervient � l�initiative du salari� et constitue un acte unilat�ral. Ce droit qu�il peut utiliser ou non</w:t>
+        <w:rPr>
+          <w:b w:val="0"/>
+          <w:color w:val="7030A0"/>
+          <w:sz w:val="22"/>
+        </w:rPr>
+        <w:t>Le d'part e la retraite intervient e l'initiative du salarie et constitue un acte unilateral. Ce droit qu'il peut utiliser ou non</w:t>
       </w:r>
     </w:p>
     <w:p>
       <w:r>
-        <w:t>est conditionn� � la facult� qu�a le salari� de pouvoir demander la liquidation de sa pension vieillesse. Autrement dit le</w:t>
+        <w:rPr>
+          <w:b w:val="0"/>
+          <w:color w:val="7030A0"/>
+          <w:sz w:val="22"/>
+        </w:rPr>
+        <w:t>est conditionne e la faculte qu'a le salarie de pouvoir demander la liquidation de sa pension vieillesse. Autrement dit le</w:t>
       </w:r>
     </w:p>
     <w:p>
       <w:r>
-        <w:t>d�part � la retraite n�est possible que lorsque le salari� a atteint l��ge minimal pour obtenir la liquidation de pension</w:t>
+        <w:rPr>
+          <w:b w:val="0"/>
+          <w:color w:val="7030A0"/>
+          <w:sz w:val="22"/>
+        </w:rPr>
+        <w:t>d'part e la retraite n'est possible que lorsque le salarie a atteint l'ege minimal pour obtenir la liquidation de pension</w:t>
       </w:r>
     </w:p>
     <w:p>
       <w:r>
-        <w:t>retraite quel que soit par ailleurs le nombre de trimestres cotis�s (Cf. Fiche 28, le nombre de trimestre a un effet sur le</w:t>
+        <w:rPr>
+          <w:b w:val="0"/>
+          <w:color w:val="7030A0"/>
+          <w:sz w:val="22"/>
+        </w:rPr>
+        <w:t>retraite quel que soit par ailleurs le nombre de trimestres cotises (Cf. Fiche 28, le nombre de trimestre a un effet sur le</w:t>
       </w:r>
     </w:p>
     <w:p>
       <w:r>
-        <w:t>taux de la pension). L��ge minimal est fonction de l�ann�e de naissance du salari� et le taux de la pension d�pend du</w:t>
+        <w:rPr>
+          <w:b w:val="0"/>
+          <w:color w:val="7030A0"/>
+          <w:sz w:val="22"/>
+        </w:rPr>
+        <w:t>taux de la pension). L'ege minimal est fonction de l'annee de naissance du salarie et le taux de la pension d'pend du</w:t>
       </w:r>
     </w:p>
     <w:p>
       <w:r>
-        <w:t>nombre de trimestre cotis�s. Le d�part peut �tre anticip� dans certaines situations telles que les carri�res longues ou les</w:t>
+        <w:rPr>
+          <w:b w:val="0"/>
+          <w:color w:val="7030A0"/>
+          <w:sz w:val="22"/>
+        </w:rPr>
+        <w:t>nombre de trimestre cotises. Le d'part peut etre anticipe dans certaines situations telles que les carrieres longues ou les</w:t>
       </w:r>
     </w:p>
     <w:p>
       <w:r>
-        <w:t>travailleurs handicap�s.</w:t>
+        <w:rPr>
+          <w:b w:val="0"/>
+          <w:color w:val="7030A0"/>
+          <w:sz w:val="22"/>
+        </w:rPr>
+        <w:t>travailleurs handicapes.</w:t>
       </w:r>
     </w:p>
-    <w:p/>
-    <w:p/>
-    <w:p/>
-    <w:p/>
     <w:p/>
     <w:p>
       <w:pPr>
         <w:pStyle w:val="Heading2"/>
       </w:pPr>
       <w:r>
-        <w:t>EFFETS B �</w:t>
+        <w:rPr>
+          <w:b/>
+          <w:color w:val="2F5496"/>
+          <w:sz w:val="24"/>
+        </w:rPr>
+        <w:t>EFFETS B e</w:t>
       </w:r>
     </w:p>
     <w:p>
       <w:r>
-        <w:t>Il doit respecter un pr�avis dont la dur�e est de 1 mois pour les salari�s ayant une anciennet� comprise entre 6 mois et 2</w:t>
+        <w:rPr>
+          <w:b w:val="0"/>
+          <w:color w:val="000000"/>
+          <w:sz w:val="22"/>
+        </w:rPr>
+        <w:t>Il doit respecter un preavis dont la duree est de 1 mois pour les salaries ayant une anciennete comprise entre 6 mois et 2</w:t>
       </w:r>
     </w:p>
     <w:p>
       <w:r>
-        <w:t>ans dans l�entreprise et de 2 mois pour les salari�s ayant une anciennet� d�au moins 2 ans.</w:t>
+        <w:rPr>
+          <w:b w:val="0"/>
+          <w:color w:val="000000"/>
+          <w:sz w:val="22"/>
+        </w:rPr>
+        <w:t>ans dans l'entreprise et de 2 mois pour les salaries ayant une anciennete d'au moins 2 ans.</w:t>
       </w:r>
     </w:p>
     <w:p>
       <w:r>
-        <w:t>En outre, � condition de demander la liquidation de sa pension, le salari� b�n�ficie d�une indemnit� l�gale sp�cifique qui</w:t>
+        <w:rPr>
+          <w:b w:val="0"/>
+          <w:color w:val="000000"/>
+          <w:sz w:val="22"/>
+        </w:rPr>
+        <w:t>En outre, e condition de demander la liquidation de sa pension, le salarie ben'ficie d'une indemnite l'gale specifique qui</w:t>
       </w:r>
     </w:p>
     <w:p>
       <w:r>
-        <w:t>correspond � :</w:t>
+        <w:rPr>
+          <w:b w:val="0"/>
+          <w:color w:val="000000"/>
+          <w:sz w:val="22"/>
+        </w:rPr>
+        <w:t>correspond e :</w:t>
       </w:r>
     </w:p>
     <w:p>
@@ -101,7 +172,12 @@
         <w:pStyle w:val="ListBullet"/>
       </w:pPr>
       <w:r>
-        <w:t>1/2 mois du salaire de r�f�rence apr�s 10 ans d�anciennet� ; -</w:t>
+        <w:rPr>
+          <w:b w:val="0"/>
+          <w:color w:val="000000"/>
+          <w:sz w:val="22"/>
+        </w:rPr>
+        <w:t>1/2 mois du salaire de reference apres 10 ans d'anciennete ;</w:t>
       </w:r>
     </w:p>
     <w:p>
@@ -109,7 +185,12 @@
         <w:pStyle w:val="ListBullet"/>
       </w:pPr>
       <w:r>
-        <w:t>1 mois apr�s 15 ans ; -</w:t>
+        <w:rPr>
+          <w:b w:val="0"/>
+          <w:color w:val="000000"/>
+          <w:sz w:val="22"/>
+        </w:rPr>
+        <w:t>1 mois apres 15 ans ;</w:t>
       </w:r>
     </w:p>
     <w:p>
@@ -117,7 +198,12 @@
         <w:pStyle w:val="ListBullet"/>
       </w:pPr>
       <w:r>
-        <w:t>1 mois 1/2 apr�s 20 ans ; -</w:t>
+        <w:rPr>
+          <w:b w:val="0"/>
+          <w:color w:val="000000"/>
+          <w:sz w:val="22"/>
+        </w:rPr>
+        <w:t>1 mois 1/2 apres 20 ans ;</w:t>
       </w:r>
     </w:p>
     <w:p>
@@ -125,7 +211,12 @@
         <w:pStyle w:val="ListBullet"/>
       </w:pPr>
       <w:r>
-        <w:t>2 mois apr�s 30 ans d�anciennet�. -</w:t>
+        <w:rPr>
+          <w:b w:val="0"/>
+          <w:color w:val="000000"/>
+          <w:sz w:val="22"/>
+        </w:rPr>
+        <w:t>2 mois apres 30 ans d'anciennete.</w:t>
       </w:r>
     </w:p>
     <w:p>
@@ -133,7 +224,12 @@
         <w:pStyle w:val="Heading2"/>
       </w:pPr>
       <w:r>
-        <w:t>LA MISE � LA RETRAITE II �</w:t>
+        <w:rPr>
+          <w:b/>
+          <w:color w:val="2F5496"/>
+          <w:sz w:val="24"/>
+        </w:rPr>
+        <w:t>LA MISE e LA RETRAITE II e</w:t>
       </w:r>
     </w:p>
     <w:p>
@@ -141,7 +237,12 @@
         <w:pStyle w:val="Heading2"/>
       </w:pPr>
       <w:r>
-        <w:t>CONDITIONS A �</w:t>
+        <w:rPr>
+          <w:b/>
+          <w:color w:val="7030A0"/>
+          <w:sz w:val="24"/>
+        </w:rPr>
+        <w:t>CONDITIONS A e</w:t>
       </w:r>
     </w:p>
     <w:p>
@@ -149,27 +250,52 @@
         <w:pStyle w:val="Heading2"/>
       </w:pPr>
       <w:r>
+        <w:rPr>
+          <w:b/>
+          <w:color w:val="006100"/>
+          <w:sz w:val="24"/>
+        </w:rPr>
         <w:t>PRINCIPE</w:t>
       </w:r>
     </w:p>
     <w:p>
       <w:r>
+        <w:rPr>
+          <w:b w:val="0"/>
+          <w:color w:val="006100"/>
+          <w:sz w:val="22"/>
+        </w:rPr>
         <w:t>?</w:t>
       </w:r>
     </w:p>
     <w:p>
       <w:r>
-        <w:t>La mise � la retraite par l�employeur ne peut intervenir unilat�ralement avant l��ge de 69 ans compris. Entre 65 et 69, il</w:t>
+        <w:rPr>
+          <w:b w:val="0"/>
+          <w:color w:val="006100"/>
+          <w:sz w:val="22"/>
+        </w:rPr>
+        <w:t>La mise e la retraite par l'employeur ne peut intervenir unilateralement avant l'ege de 69 ans compris. Entre 65 et 69, il</w:t>
       </w:r>
     </w:p>
     <w:p>
       <w:r>
-        <w:t>peut la proposer au salari�, mais elle ne peut intervenir sans l�accord de ce dernier. De surcro�t, elle reste impossible</w:t>
+        <w:rPr>
+          <w:b w:val="0"/>
+          <w:color w:val="006100"/>
+          <w:sz w:val="22"/>
+        </w:rPr>
+        <w:t>peut la proposer au salarie, mais elle ne peut intervenir sans l'accord de ce dernier. De surcroet, elle reste impossible</w:t>
       </w:r>
     </w:p>
     <w:p>
       <w:r>
-        <w:t>tant que le salari� n�a pas atteint l��ge � partir duquel il peut b�n�ficier d�une retraite � taux plein.</w:t>
+        <w:rPr>
+          <w:b w:val="0"/>
+          <w:color w:val="006100"/>
+          <w:sz w:val="22"/>
+        </w:rPr>
+        <w:t>tant que le salarie n'a pas atteint l'ege e partir duquel il peut ben'ficier d'une retraite e taux plein.</w:t>
       </w:r>
     </w:p>
     <w:p>
@@ -177,32 +303,62 @@
         <w:pStyle w:val="Heading2"/>
       </w:pPr>
       <w:r>
-        <w:t>PROC�DURE</w:t>
+        <w:rPr>
+          <w:b/>
+          <w:color w:val="2F5496"/>
+          <w:sz w:val="24"/>
+        </w:rPr>
+        <w:t>PROCeDURE</w:t>
       </w:r>
     </w:p>
     <w:p>
       <w:r>
+        <w:rPr>
+          <w:b w:val="0"/>
+          <w:color w:val="000000"/>
+          <w:sz w:val="22"/>
+        </w:rPr>
         <w:t>?</w:t>
       </w:r>
     </w:p>
     <w:p>
       <w:r>
-        <w:t>Trois mois avant la date de l�anniversaire du salari�, l�employeur doit l�interroger sur son intention de quitter l�entre-</w:t>
+        <w:rPr>
+          <w:b w:val="0"/>
+          <w:color w:val="000000"/>
+          <w:sz w:val="22"/>
+        </w:rPr>
+        <w:t>Trois mois avant la date de l'anniversaire du salarie, l'employeur doit l'interroger sur son intention de quitter l'entre-</w:t>
       </w:r>
     </w:p>
     <w:p>
       <w:r>
-        <w:t>prise. En cas de r�ponse n�gative, il ne peut proc�der � sa mise � la retraite mais peut renouveler sa demande l�ann�e</w:t>
+        <w:rPr>
+          <w:b w:val="0"/>
+          <w:color w:val="000000"/>
+          <w:sz w:val="22"/>
+        </w:rPr>
+        <w:t>prise. En cas de reponse n'gative, il ne peut proceder e sa mise e la retraite mais peut renouveler sa demande l'annee</w:t>
       </w:r>
     </w:p>
     <w:p>
       <w:r>
-        <w:t>suivante dans les m�mes conditions.</w:t>
+        <w:rPr>
+          <w:b w:val="0"/>
+          <w:color w:val="000000"/>
+          <w:sz w:val="22"/>
+        </w:rPr>
+        <w:t>suivante dans les m'mes conditions.</w:t>
       </w:r>
     </w:p>
     <w:p>
       <w:r>
-        <w:t>� partir de 70 ans, l�employeur peut librement mettre � la retraite le salari� sans qu�il ne puisse s�y opposer.</w:t>
+        <w:rPr>
+          <w:b w:val="0"/>
+          <w:color w:val="000000"/>
+          <w:sz w:val="22"/>
+        </w:rPr>
+        <w:t>e partir de 70 ans, l'employeur peut librement mettre e la retraite le salarie sans qu'il ne puisse s'y opposer.</w:t>
       </w:r>
     </w:p>
     <w:p>
@@ -210,17 +366,32 @@
         <w:pStyle w:val="Heading2"/>
       </w:pPr>
       <w:r>
-        <w:t>EFFETS B �</w:t>
+        <w:rPr>
+          <w:b/>
+          <w:color w:val="2F5496"/>
+          <w:sz w:val="24"/>
+        </w:rPr>
+        <w:t>EFFETS B e</w:t>
       </w:r>
     </w:p>
     <w:p>
       <w:r>
-        <w:t>L�employeur doit informer le salari� de son intention et respecter la m�me dur�e de pr�avis. Enfin, le salari� b�n�ficie</w:t>
+        <w:rPr>
+          <w:b w:val="0"/>
+          <w:color w:val="000000"/>
+          <w:sz w:val="22"/>
+        </w:rPr>
+        <w:t>L'employeur doit informer le salarie de son intention et respecter la m'me duree de preavis. Enfin, le salarie ben'ficie</w:t>
       </w:r>
     </w:p>
     <w:p>
       <w:r>
-        <w:t>d�une indemnit� de d�part en retraite �quivalente au minimum � l�indemnit� l�gale de licenciement.</w:t>
+        <w:rPr>
+          <w:b w:val="0"/>
+          <w:color w:val="000000"/>
+          <w:sz w:val="22"/>
+        </w:rPr>
+        <w:t>d'une indemnite de d'part en retraite equivalente au minimum e l'indemnite l'gale de licenciement.</w:t>
       </w:r>
     </w:p>
     <w:p>
@@ -228,27 +399,52 @@
         <w:pStyle w:val="Heading2"/>
       </w:pPr>
       <w:r>
-        <w:t>LE CUMUL EMPLOI / RETRAITE III �</w:t>
+        <w:rPr>
+          <w:b/>
+          <w:color w:val="2F5496"/>
+          <w:sz w:val="24"/>
+        </w:rPr>
+        <w:t>LE CUMUL EMPLOI / RETRAITE III e</w:t>
       </w:r>
     </w:p>
     <w:p>
       <w:r>
-        <w:t>Lorsque le salari� du r�gime g�n�ral a atteint l��ge l�gal de d�part � la retraite, qu�il b�n�ficie d�une retraite � taux plein</w:t>
+        <w:rPr>
+          <w:b w:val="0"/>
+          <w:color w:val="000000"/>
+          <w:sz w:val="22"/>
+        </w:rPr>
+        <w:t>Lorsque le salarie du regime gen'ral a atteint l'ege l'gal de d'part e la retraite, qu'il ben'ficie d'une retraite e taux plein</w:t>
       </w:r>
     </w:p>
     <w:p>
       <w:r>
-        <w:t>(quel que soit le nombre de trimestres cotis�s) et qu�il a cess� toute activit�, sa pension vieillesse peut �tre int�-</w:t>
+        <w:rPr>
+          <w:b w:val="0"/>
+          <w:color w:val="000000"/>
+          <w:sz w:val="22"/>
+        </w:rPr>
+        <w:t>(quel que soit le nombre de trimestres cotises) et qu'il a cesse toute activite, sa pension vieillesse peut etre inte-</w:t>
       </w:r>
     </w:p>
     <w:p>
       <w:r>
-        <w:t>gralement cumul�e avec les revenus d�un nouvel emploi. Sous ces conditions, et depuis septembre 2023, la reprise d�une</w:t>
+        <w:rPr>
+          <w:b w:val="0"/>
+          <w:color w:val="000000"/>
+          <w:sz w:val="22"/>
+        </w:rPr>
+        <w:t>gralement cumulee avec les revenus d'un nouvel emploi. Sous ces conditions, et depuis septembre 2023, la reprise d'une</w:t>
       </w:r>
     </w:p>
     <w:p>
       <w:r>
-        <w:t>activit� professionnelle permet de se constituer de nouveaux droits (suppl�ment de retraite)</w:t>
+        <w:rPr>
+          <w:b w:val="0"/>
+          <w:color w:val="000000"/>
+          <w:sz w:val="22"/>
+        </w:rPr>
+        <w:t>activite professionnelle permet de se constituer de nouveaux droits (supplement de retraite)</w:t>
       </w:r>
     </w:p>
     <w:p/>

--- a/droit social dcg/17- d part la retraite et mise la retraite.docx
+++ b/droit social dcg/17- d part la retraite et mise la retraite.docx
@@ -13,7 +13,7 @@
           <w:color w:val="1F4E79"/>
           <w:sz w:val="34"/>
         </w:rPr>
-        <w:t>FICHE 17 : LE D'PART e LA RETRAITE ET LA MISE e LA RETRAITE</w:t>
+        <w:t>FICHE 17 : LE DÉPART à LA RETRAITE ET LA MISE à LA RETRAITE</w:t>
       </w:r>
     </w:p>
     <w:p/>
@@ -27,7 +27,7 @@
           <w:color w:val="2F5496"/>
           <w:sz w:val="24"/>
         </w:rPr>
-        <w:t>LE D'PART e LA RETRAITE I e</w:t>
+        <w:t>LE DÉPART à LA RETRAITE I •</w:t>
       </w:r>
     </w:p>
     <w:p>
@@ -40,7 +40,7 @@
           <w:color w:val="7030A0"/>
           <w:sz w:val="24"/>
         </w:rPr>
-        <w:t>CONDITIONS A e</w:t>
+        <w:t>CONDITIONS A •</w:t>
       </w:r>
     </w:p>
     <w:p>
@@ -50,7 +50,7 @@
           <w:color w:val="7030A0"/>
           <w:sz w:val="22"/>
         </w:rPr>
-        <w:t>Le d'part e la retraite intervient e l'initiative du salarie et constitue un acte unilateral. Ce droit qu'il peut utiliser ou non</w:t>
+        <w:t>Le départ à la retraite intervient à l'initiative du salarié et constitue un acte unilatéral. Ce droit qu'il peut utiliser ou non</w:t>
       </w:r>
     </w:p>
     <w:p>
@@ -60,7 +60,7 @@
           <w:color w:val="7030A0"/>
           <w:sz w:val="22"/>
         </w:rPr>
-        <w:t>est conditionne e la faculte qu'a le salarie de pouvoir demander la liquidation de sa pension vieillesse. Autrement dit le</w:t>
+        <w:t>est conditionné à la faculté qu'a le salarié de pouvoir demander la liquidation de sa pension vieillesse. Autrement dit le</w:t>
       </w:r>
     </w:p>
     <w:p>
@@ -70,7 +70,7 @@
           <w:color w:val="7030A0"/>
           <w:sz w:val="22"/>
         </w:rPr>
-        <w:t>d'part e la retraite n'est possible que lorsque le salarie a atteint l'ege minimal pour obtenir la liquidation de pension</w:t>
+        <w:t>départ à la retraite n'est possible que lorsque le salarié a atteint l'âge minimal pour obtenir la liquidation de pension</w:t>
       </w:r>
     </w:p>
     <w:p>
@@ -80,7 +80,7 @@
           <w:color w:val="7030A0"/>
           <w:sz w:val="22"/>
         </w:rPr>
-        <w:t>retraite quel que soit par ailleurs le nombre de trimestres cotises (Cf. Fiche 28, le nombre de trimestre a un effet sur le</w:t>
+        <w:t>retraite quel que soit par ailleurs le nombre de trimestres cotisés (Cf. Fiche 28, le nombre de trimestre a un effet sur le</w:t>
       </w:r>
     </w:p>
     <w:p>
@@ -90,7 +90,7 @@
           <w:color w:val="7030A0"/>
           <w:sz w:val="22"/>
         </w:rPr>
-        <w:t>taux de la pension). L'ege minimal est fonction de l'annee de naissance du salarie et le taux de la pension d'pend du</w:t>
+        <w:t>taux de la pension). L'âge minimal est fonction de l'année de naissance du salarié et le taux de la pension dépend du</w:t>
       </w:r>
     </w:p>
     <w:p>
@@ -100,7 +100,7 @@
           <w:color w:val="7030A0"/>
           <w:sz w:val="22"/>
         </w:rPr>
-        <w:t>nombre de trimestre cotises. Le d'part peut etre anticipe dans certaines situations telles que les carrieres longues ou les</w:t>
+        <w:t>nombre de trimestre cotisés. Le départ peut être anticipé dans certaines situations telles que les carrières longues ou les</w:t>
       </w:r>
     </w:p>
     <w:p>
@@ -110,7 +110,7 @@
           <w:color w:val="7030A0"/>
           <w:sz w:val="22"/>
         </w:rPr>
-        <w:t>travailleurs handicapes.</w:t>
+        <w:t>travailleurs handicapés.</w:t>
       </w:r>
     </w:p>
     <w:p/>
@@ -124,7 +124,7 @@
           <w:color w:val="2F5496"/>
           <w:sz w:val="24"/>
         </w:rPr>
-        <w:t>EFFETS B e</w:t>
+        <w:t>EFFETS B •</w:t>
       </w:r>
     </w:p>
     <w:p>
@@ -134,7 +134,7 @@
           <w:color w:val="000000"/>
           <w:sz w:val="22"/>
         </w:rPr>
-        <w:t>Il doit respecter un preavis dont la duree est de 1 mois pour les salaries ayant une anciennete comprise entre 6 mois et 2</w:t>
+        <w:t>Il doit respecter un préavis dont la durée est de 1 mois pour les salariés ayant une ancienneté comprise entre 6 mois et 2</w:t>
       </w:r>
     </w:p>
     <w:p>
@@ -144,7 +144,7 @@
           <w:color w:val="000000"/>
           <w:sz w:val="22"/>
         </w:rPr>
-        <w:t>ans dans l'entreprise et de 2 mois pour les salaries ayant une anciennete d'au moins 2 ans.</w:t>
+        <w:t>ans dans l'entreprise et de 2 mois pour les salariés ayant une ancienneté d'au moins 2 ans.</w:t>
       </w:r>
     </w:p>
     <w:p>
@@ -154,7 +154,7 @@
           <w:color w:val="000000"/>
           <w:sz w:val="22"/>
         </w:rPr>
-        <w:t>En outre, e condition de demander la liquidation de sa pension, le salarie ben'ficie d'une indemnite l'gale specifique qui</w:t>
+        <w:t>En outre, à condition de demander la liquidation de sa pension, le salarié bénéficie d'une indemnité légale spécifique qui</w:t>
       </w:r>
     </w:p>
     <w:p>
@@ -164,7 +164,7 @@
           <w:color w:val="000000"/>
           <w:sz w:val="22"/>
         </w:rPr>
-        <w:t>correspond e :</w:t>
+        <w:t>correspond à :</w:t>
       </w:r>
     </w:p>
     <w:p>
@@ -177,7 +177,7 @@
           <w:color w:val="000000"/>
           <w:sz w:val="22"/>
         </w:rPr>
-        <w:t>1/2 mois du salaire de reference apres 10 ans d'anciennete ;</w:t>
+        <w:t>1/2 mois du salaire de référence après 10 ans d'ancienneté ;</w:t>
       </w:r>
     </w:p>
     <w:p>
@@ -190,7 +190,7 @@
           <w:color w:val="000000"/>
           <w:sz w:val="22"/>
         </w:rPr>
-        <w:t>1 mois apres 15 ans ;</w:t>
+        <w:t>1 mois après 15 ans ;</w:t>
       </w:r>
     </w:p>
     <w:p>
@@ -203,7 +203,7 @@
           <w:color w:val="000000"/>
           <w:sz w:val="22"/>
         </w:rPr>
-        <w:t>1 mois 1/2 apres 20 ans ;</w:t>
+        <w:t>1 mois 1/2 après 20 ans ;</w:t>
       </w:r>
     </w:p>
     <w:p>
@@ -216,7 +216,7 @@
           <w:color w:val="000000"/>
           <w:sz w:val="22"/>
         </w:rPr>
-        <w:t>2 mois apres 30 ans d'anciennete.</w:t>
+        <w:t>2 mois après 30 ans d'ancienneté.</w:t>
       </w:r>
     </w:p>
     <w:p>
@@ -229,7 +229,7 @@
           <w:color w:val="2F5496"/>
           <w:sz w:val="24"/>
         </w:rPr>
-        <w:t>LA MISE e LA RETRAITE II e</w:t>
+        <w:t>LA MISE à LA RETRAITE II •</w:t>
       </w:r>
     </w:p>
     <w:p>
@@ -242,7 +242,7 @@
           <w:color w:val="7030A0"/>
           <w:sz w:val="24"/>
         </w:rPr>
-        <w:t>CONDITIONS A e</w:t>
+        <w:t>CONDITIONS A •</w:t>
       </w:r>
     </w:p>
     <w:p>
@@ -275,7 +275,7 @@
           <w:color w:val="006100"/>
           <w:sz w:val="22"/>
         </w:rPr>
-        <w:t>La mise e la retraite par l'employeur ne peut intervenir unilateralement avant l'ege de 69 ans compris. Entre 65 et 69, il</w:t>
+        <w:t>La mise à la retraite par l'employeur ne peut intervenir unilatéralement avant l'âge de 69 ans compris. Entre 65 et 69, il</w:t>
       </w:r>
     </w:p>
     <w:p>
@@ -285,7 +285,7 @@
           <w:color w:val="006100"/>
           <w:sz w:val="22"/>
         </w:rPr>
-        <w:t>peut la proposer au salarie, mais elle ne peut intervenir sans l'accord de ce dernier. De surcroet, elle reste impossible</w:t>
+        <w:t>peut la proposer au salarié, mais elle ne peut intervenir sans l'accord de ce dernier. De surcroît, elle reste impossible</w:t>
       </w:r>
     </w:p>
     <w:p>
@@ -295,7 +295,7 @@
           <w:color w:val="006100"/>
           <w:sz w:val="22"/>
         </w:rPr>
-        <w:t>tant que le salarie n'a pas atteint l'ege e partir duquel il peut ben'ficier d'une retraite e taux plein.</w:t>
+        <w:t>tant que le salarié n'a pas atteint l'âge à partir duquel il peut bénéficier d'une retraite à taux plein.</w:t>
       </w:r>
     </w:p>
     <w:p>
@@ -308,7 +308,7 @@
           <w:color w:val="2F5496"/>
           <w:sz w:val="24"/>
         </w:rPr>
-        <w:t>PROCeDURE</w:t>
+        <w:t>PROCÉDURE</w:t>
       </w:r>
     </w:p>
     <w:p>
@@ -328,7 +328,7 @@
           <w:color w:val="000000"/>
           <w:sz w:val="22"/>
         </w:rPr>
-        <w:t>Trois mois avant la date de l'anniversaire du salarie, l'employeur doit l'interroger sur son intention de quitter l'entre-</w:t>
+        <w:t>Trois mois avant la date de l'anniversaire du salarié, l'employeur doit l'interroger sur son intention de quitter l'entre-</w:t>
       </w:r>
     </w:p>
     <w:p>
@@ -338,7 +338,7 @@
           <w:color w:val="000000"/>
           <w:sz w:val="22"/>
         </w:rPr>
-        <w:t>prise. En cas de reponse n'gative, il ne peut proceder e sa mise e la retraite mais peut renouveler sa demande l'annee</w:t>
+        <w:t>prise. En cas de réponse négative, il ne peut procéder à sa mise à la retraite mais peut renouveler sa demande l'année</w:t>
       </w:r>
     </w:p>
     <w:p>
@@ -348,7 +348,7 @@
           <w:color w:val="000000"/>
           <w:sz w:val="22"/>
         </w:rPr>
-        <w:t>suivante dans les m'mes conditions.</w:t>
+        <w:t>suivante dans les mêmes conditions.</w:t>
       </w:r>
     </w:p>
     <w:p>
@@ -358,7 +358,7 @@
           <w:color w:val="000000"/>
           <w:sz w:val="22"/>
         </w:rPr>
-        <w:t>e partir de 70 ans, l'employeur peut librement mettre e la retraite le salarie sans qu'il ne puisse s'y opposer.</w:t>
+        <w:t>à partir de 70 ans, l'employeur peut librement mettre à la retraite le salarié sans qu'il ne puisse s'y opposer.</w:t>
       </w:r>
     </w:p>
     <w:p>
@@ -371,7 +371,7 @@
           <w:color w:val="2F5496"/>
           <w:sz w:val="24"/>
         </w:rPr>
-        <w:t>EFFETS B e</w:t>
+        <w:t>EFFETS B •</w:t>
       </w:r>
     </w:p>
     <w:p>
@@ -381,7 +381,7 @@
           <w:color w:val="000000"/>
           <w:sz w:val="22"/>
         </w:rPr>
-        <w:t>L'employeur doit informer le salarie de son intention et respecter la m'me duree de preavis. Enfin, le salarie ben'ficie</w:t>
+        <w:t>L'employeur doit informer le salarié de son intention et respecter la même durée de préavis. Enfin, le salarié bénéficie</w:t>
       </w:r>
     </w:p>
     <w:p>
@@ -391,7 +391,7 @@
           <w:color w:val="000000"/>
           <w:sz w:val="22"/>
         </w:rPr>
-        <w:t>d'une indemnite de d'part en retraite equivalente au minimum e l'indemnite l'gale de licenciement.</w:t>
+        <w:t>d'une indemnité de départ en retraite équivalente au minimum à l'indemnité légale de licenciement.</w:t>
       </w:r>
     </w:p>
     <w:p>
@@ -404,7 +404,7 @@
           <w:color w:val="2F5496"/>
           <w:sz w:val="24"/>
         </w:rPr>
-        <w:t>LE CUMUL EMPLOI / RETRAITE III e</w:t>
+        <w:t>LE CUMUL EMPLOI / RETRAITE III •</w:t>
       </w:r>
     </w:p>
     <w:p>
@@ -414,7 +414,7 @@
           <w:color w:val="000000"/>
           <w:sz w:val="22"/>
         </w:rPr>
-        <w:t>Lorsque le salarie du regime gen'ral a atteint l'ege l'gal de d'part e la retraite, qu'il ben'ficie d'une retraite e taux plein</w:t>
+        <w:t>Lorsque le salarié du régime général a atteint l'âge légal de départ à la retraite, qu'il bénéficie d'une retraite à taux plein</w:t>
       </w:r>
     </w:p>
     <w:p>
@@ -424,7 +424,7 @@
           <w:color w:val="000000"/>
           <w:sz w:val="22"/>
         </w:rPr>
-        <w:t>(quel que soit le nombre de trimestres cotises) et qu'il a cesse toute activite, sa pension vieillesse peut etre inte-</w:t>
+        <w:t>(quel que soit le nombre de trimestres cotisés) et qu'il a cesse toute activité, sa pension vieillesse peut être into-</w:t>
       </w:r>
     </w:p>
     <w:p>
@@ -434,7 +434,7 @@
           <w:color w:val="000000"/>
           <w:sz w:val="22"/>
         </w:rPr>
-        <w:t>gralement cumulee avec les revenus d'un nouvel emploi. Sous ces conditions, et depuis septembre 2023, la reprise d'une</w:t>
+        <w:t>gralement cumulée avec les revenus d'un nouvel emploi. Sous ces conditions, et depuis septembre 2023, la reprise d'une</w:t>
       </w:r>
     </w:p>
     <w:p>
@@ -444,9 +444,10 @@
           <w:color w:val="000000"/>
           <w:sz w:val="22"/>
         </w:rPr>
-        <w:t>activite professionnelle permet de se constituer de nouveaux droits (supplement de retraite)</w:t>
+        <w:t>activité professionnelle permet de se constituer de nouveaux droits (supplément de retraite)</w:t>
       </w:r>
     </w:p>
+    <w:p/>
     <w:p/>
     <w:sectPr>
       <w:pgSz w:w="12240" w:h="15840"/>

--- a/droit social dcg/17- d part la retraite et mise la retraite.docx
+++ b/droit social dcg/17- d part la retraite et mise la retraite.docx
@@ -27,7 +27,7 @@
           <w:color w:val="2F5496"/>
           <w:sz w:val="24"/>
         </w:rPr>
-        <w:t>LE DÉPART à LA RETRAITE I •</w:t>
+        <w:t>I • LE DÉPART à LA RETRAITE</w:t>
       </w:r>
     </w:p>
     <w:p>
@@ -37,17 +37,17 @@
       <w:r>
         <w:rPr>
           <w:b/>
-          <w:color w:val="7030A0"/>
+          <w:color w:val="BF5700"/>
           <w:sz w:val="24"/>
         </w:rPr>
-        <w:t>CONDITIONS A •</w:t>
+        <w:t>A • CONDITIONS</w:t>
       </w:r>
     </w:p>
     <w:p>
       <w:r>
         <w:rPr>
           <w:b w:val="0"/>
-          <w:color w:val="7030A0"/>
+          <w:color w:val="BF5700"/>
           <w:sz w:val="22"/>
         </w:rPr>
         <w:t>Le départ à la retraite intervient à l'initiative du salarié et constitue un acte unilatéral. Ce droit qu'il peut utiliser ou non</w:t>
@@ -57,7 +57,7 @@
       <w:r>
         <w:rPr>
           <w:b w:val="0"/>
-          <w:color w:val="7030A0"/>
+          <w:color w:val="BF5700"/>
           <w:sz w:val="22"/>
         </w:rPr>
         <w:t>est conditionné à la faculté qu'a le salarié de pouvoir demander la liquidation de sa pension vieillesse. Autrement dit le</w:t>
@@ -67,7 +67,7 @@
       <w:r>
         <w:rPr>
           <w:b w:val="0"/>
-          <w:color w:val="7030A0"/>
+          <w:color w:val="BF5700"/>
           <w:sz w:val="22"/>
         </w:rPr>
         <w:t>départ à la retraite n'est possible que lorsque le salarié a atteint l'âge minimal pour obtenir la liquidation de pension</w:t>
@@ -77,7 +77,7 @@
       <w:r>
         <w:rPr>
           <w:b w:val="0"/>
-          <w:color w:val="7030A0"/>
+          <w:color w:val="BF5700"/>
           <w:sz w:val="22"/>
         </w:rPr>
         <w:t>retraite quel que soit par ailleurs le nombre de trimestres cotisés (Cf. Fiche 28, le nombre de trimestre a un effet sur le</w:t>
@@ -87,7 +87,7 @@
       <w:r>
         <w:rPr>
           <w:b w:val="0"/>
-          <w:color w:val="7030A0"/>
+          <w:color w:val="BF5700"/>
           <w:sz w:val="22"/>
         </w:rPr>
         <w:t>taux de la pension). L'âge minimal est fonction de l'année de naissance du salarié et le taux de la pension dépend du</w:t>
@@ -97,7 +97,7 @@
       <w:r>
         <w:rPr>
           <w:b w:val="0"/>
-          <w:color w:val="7030A0"/>
+          <w:color w:val="BF5700"/>
           <w:sz w:val="22"/>
         </w:rPr>
         <w:t>nombre de trimestre cotisés. Le départ peut être anticipé dans certaines situations telles que les carrières longues ou les</w:t>
@@ -107,7 +107,7 @@
       <w:r>
         <w:rPr>
           <w:b w:val="0"/>
-          <w:color w:val="7030A0"/>
+          <w:color w:val="BF5700"/>
           <w:sz w:val="22"/>
         </w:rPr>
         <w:t>travailleurs handicapés.</w:t>
@@ -124,14 +124,14 @@
           <w:color w:val="2F5496"/>
           <w:sz w:val="24"/>
         </w:rPr>
-        <w:t>EFFETS B •</w:t>
+        <w:t>B • EFFETS</w:t>
       </w:r>
     </w:p>
     <w:p>
       <w:r>
         <w:rPr>
           <w:b w:val="0"/>
-          <w:color w:val="000000"/>
+          <w:color w:val="BF5700"/>
           <w:sz w:val="22"/>
         </w:rPr>
         <w:t>Il doit respecter un préavis dont la durée est de 1 mois pour les salariés ayant une ancienneté comprise entre 6 mois et 2</w:t>
@@ -151,7 +151,7 @@
       <w:r>
         <w:rPr>
           <w:b w:val="0"/>
-          <w:color w:val="000000"/>
+          <w:color w:val="BF5700"/>
           <w:sz w:val="22"/>
         </w:rPr>
         <w:t>En outre, à condition de demander la liquidation de sa pension, le salarié bénéficie d'une indemnité légale spécifique qui</w:t>
@@ -229,7 +229,7 @@
           <w:color w:val="2F5496"/>
           <w:sz w:val="24"/>
         </w:rPr>
-        <w:t>LA MISE à LA RETRAITE II •</w:t>
+        <w:t>II • LA MISE à LA RETRAITE</w:t>
       </w:r>
     </w:p>
     <w:p>
@@ -239,10 +239,10 @@
       <w:r>
         <w:rPr>
           <w:b/>
-          <w:color w:val="7030A0"/>
+          <w:color w:val="BF5700"/>
           <w:sz w:val="24"/>
         </w:rPr>
-        <w:t>CONDITIONS A •</w:t>
+        <w:t>A • CONDITIONS</w:t>
       </w:r>
     </w:p>
     <w:p>
@@ -252,7 +252,7 @@
       <w:r>
         <w:rPr>
           <w:b/>
-          <w:color w:val="006100"/>
+          <w:color w:val="BF5700"/>
           <w:sz w:val="24"/>
         </w:rPr>
         <w:t>PRINCIPE</w:t>
@@ -262,7 +262,7 @@
       <w:r>
         <w:rPr>
           <w:b w:val="0"/>
-          <w:color w:val="006100"/>
+          <w:color w:val="BF5700"/>
           <w:sz w:val="22"/>
         </w:rPr>
         <w:t>?</w:t>
@@ -272,7 +272,7 @@
       <w:r>
         <w:rPr>
           <w:b w:val="0"/>
-          <w:color w:val="006100"/>
+          <w:color w:val="BF5700"/>
           <w:sz w:val="22"/>
         </w:rPr>
         <w:t>La mise à la retraite par l'employeur ne peut intervenir unilatéralement avant l'âge de 69 ans compris. Entre 65 et 69, il</w:t>
@@ -282,7 +282,7 @@
       <w:r>
         <w:rPr>
           <w:b w:val="0"/>
-          <w:color w:val="006100"/>
+          <w:color w:val="BF5700"/>
           <w:sz w:val="22"/>
         </w:rPr>
         <w:t>peut la proposer au salarié, mais elle ne peut intervenir sans l'accord de ce dernier. De surcroît, elle reste impossible</w:t>
@@ -292,7 +292,7 @@
       <w:r>
         <w:rPr>
           <w:b w:val="0"/>
-          <w:color w:val="006100"/>
+          <w:color w:val="BF5700"/>
           <w:sz w:val="22"/>
         </w:rPr>
         <w:t>tant que le salarié n'a pas atteint l'âge à partir duquel il peut bénéficier d'une retraite à taux plein.</w:t>
@@ -305,7 +305,7 @@
       <w:r>
         <w:rPr>
           <w:b/>
-          <w:color w:val="2F5496"/>
+          <w:color w:val="BF5700"/>
           <w:sz w:val="24"/>
         </w:rPr>
         <w:t>PROCÉDURE</w:t>
@@ -315,7 +315,7 @@
       <w:r>
         <w:rPr>
           <w:b w:val="0"/>
-          <w:color w:val="000000"/>
+          <w:color w:val="BF5700"/>
           <w:sz w:val="22"/>
         </w:rPr>
         <w:t>?</w:t>
@@ -325,7 +325,7 @@
       <w:r>
         <w:rPr>
           <w:b w:val="0"/>
-          <w:color w:val="000000"/>
+          <w:color w:val="BF5700"/>
           <w:sz w:val="22"/>
         </w:rPr>
         <w:t>Trois mois avant la date de l'anniversaire du salarié, l'employeur doit l'interroger sur son intention de quitter l'entre-</w:t>
@@ -335,7 +335,7 @@
       <w:r>
         <w:rPr>
           <w:b w:val="0"/>
-          <w:color w:val="000000"/>
+          <w:color w:val="BF5700"/>
           <w:sz w:val="22"/>
         </w:rPr>
         <w:t>prise. En cas de réponse négative, il ne peut procéder à sa mise à la retraite mais peut renouveler sa demande l'année</w:t>
@@ -345,7 +345,7 @@
       <w:r>
         <w:rPr>
           <w:b w:val="0"/>
-          <w:color w:val="000000"/>
+          <w:color w:val="BF5700"/>
           <w:sz w:val="22"/>
         </w:rPr>
         <w:t>suivante dans les mêmes conditions.</w:t>
@@ -355,7 +355,7 @@
       <w:r>
         <w:rPr>
           <w:b w:val="0"/>
-          <w:color w:val="000000"/>
+          <w:color w:val="BF5700"/>
           <w:sz w:val="22"/>
         </w:rPr>
         <w:t>à partir de 70 ans, l'employeur peut librement mettre à la retraite le salarié sans qu'il ne puisse s'y opposer.</w:t>
@@ -371,14 +371,14 @@
           <w:color w:val="2F5496"/>
           <w:sz w:val="24"/>
         </w:rPr>
-        <w:t>EFFETS B •</w:t>
+        <w:t>B • EFFETS</w:t>
       </w:r>
     </w:p>
     <w:p>
       <w:r>
         <w:rPr>
           <w:b w:val="0"/>
-          <w:color w:val="000000"/>
+          <w:color w:val="BF5700"/>
           <w:sz w:val="22"/>
         </w:rPr>
         <w:t>L'employeur doit informer le salarié de son intention et respecter la même durée de préavis. Enfin, le salarié bénéficie</w:t>
@@ -404,7 +404,7 @@
           <w:color w:val="2F5496"/>
           <w:sz w:val="24"/>
         </w:rPr>
-        <w:t>LE CUMUL EMPLOI / RETRAITE III •</w:t>
+        <w:t>III • LE CUMUL EMPLOI / RETRAITE</w:t>
       </w:r>
     </w:p>
     <w:p>
@@ -431,7 +431,7 @@
       <w:r>
         <w:rPr>
           <w:b w:val="0"/>
-          <w:color w:val="000000"/>
+          <w:color w:val="BF5700"/>
           <w:sz w:val="22"/>
         </w:rPr>
         <w:t>gralement cumulée avec les revenus d'un nouvel emploi. Sous ces conditions, et depuis septembre 2023, la reprise d'une</w:t>
